--- a/러시아 인권변호사/3부/3부_9화_파벨의_희생.docx
+++ b/러시아 인권변호사/3부/3부_9화_파벨의_희생.docx
@@ -203,6 +203,75 @@
           <w:i w:val="0"/>
           <w:sz w:val="22"/>
         </w:rPr>
+        <w:t>Облако?</w:t>
+      </w:r>
+    </w:p>
+    <w:p>
+      <w:pPr>
+        <w:spacing w:before="0" w:after="110" w:line="300" w:lineRule="auto"/>
+      </w:pPr>
+      <w:r>
+        <w:rPr>
+          <w:rFonts w:ascii="Times New Roman" w:hAnsi="Times New Roman" w:eastAsia="Malgun Gothic"/>
+          <w:b/>
+          <w:i w:val="0"/>
+          <w:sz w:val="22"/>
+        </w:rPr>
+        <w:t xml:space="preserve">Лёша: </w:t>
+      </w:r>
+      <w:r>
+        <w:rPr>
+          <w:rFonts w:ascii="Times New Roman" w:hAnsi="Times New Roman" w:eastAsia="Malgun Gothic"/>
+          <w:b w:val="0"/>
+          <w:i w:val="0"/>
+          <w:sz w:val="22"/>
+        </w:rPr>
+        <w:t>Копии в облаке. Но суду нужны оригиналы — носители, пломбы, подписи наблюдателей. Без них это просто видео из интернета.</w:t>
+      </w:r>
+    </w:p>
+    <w:p>
+      <w:pPr>
+        <w:spacing w:before="0" w:after="110" w:line="300" w:lineRule="auto"/>
+      </w:pPr>
+      <w:r>
+        <w:rPr>
+          <w:rFonts w:ascii="Times New Roman" w:hAnsi="Times New Roman" w:eastAsia="Malgun Gothic"/>
+          <w:b/>
+          <w:i w:val="0"/>
+          <w:sz w:val="22"/>
+        </w:rPr>
+        <w:t xml:space="preserve">Павел: </w:t>
+      </w:r>
+      <w:r>
+        <w:rPr>
+          <w:rFonts w:ascii="Times New Roman" w:hAnsi="Times New Roman" w:eastAsia="Malgun Gothic"/>
+          <w:b w:val="0"/>
+          <w:i w:val="0"/>
+          <w:sz w:val="22"/>
+        </w:rPr>
+        <w:t>Значит, оригиналы и тетради. Всё остальное пусть забирают — пусть порадуются.</w:t>
+      </w:r>
+    </w:p>
+    <w:p>
+      <w:pPr>
+        <w:spacing w:before="0" w:after="110" w:line="300" w:lineRule="auto"/>
+      </w:pPr>
+      <w:r>
+        <w:rPr>
+          <w:rFonts w:ascii="Times New Roman" w:hAnsi="Times New Roman" w:eastAsia="Malgun Gothic"/>
+          <w:b/>
+          <w:i w:val="0"/>
+          <w:sz w:val="22"/>
+        </w:rPr>
+        <w:t xml:space="preserve">Павел: </w:t>
+      </w:r>
+      <w:r>
+        <w:rPr>
+          <w:rFonts w:ascii="Times New Roman" w:hAnsi="Times New Roman" w:eastAsia="Malgun Gothic"/>
+          <w:b w:val="0"/>
+          <w:i w:val="0"/>
+          <w:sz w:val="22"/>
+        </w:rPr>
         <w:t>Знаю. Поэтому я сейчас еду к вам. Заберу самое опасное к себе — у меня есть место, о котором никто не знает.</w:t>
       </w:r>
     </w:p>
@@ -344,7 +413,7 @@
           <w:i w:val="0"/>
           <w:sz w:val="22"/>
         </w:rPr>
-        <w:t>Маша, важное дело. Не могу сейчас объяснить подробно.</w:t>
+        <w:t>В штаб к Лёше. Ненадолго.</w:t>
       </w:r>
     </w:p>
     <w:p>
@@ -359,6 +428,29 @@
           <w:sz w:val="22"/>
         </w:rPr>
         <w:t xml:space="preserve">Мария: </w:t>
+      </w:r>
+      <w:r>
+        <w:rPr>
+          <w:rFonts w:ascii="Times New Roman" w:hAnsi="Times New Roman" w:eastAsia="Malgun Gothic"/>
+          <w:b w:val="0"/>
+          <w:i w:val="0"/>
+          <w:sz w:val="22"/>
+        </w:rPr>
+        <w:t>В одиннадцать вечера? В куртке поверх пижамы?</w:t>
+      </w:r>
+    </w:p>
+    <w:p>
+      <w:pPr>
+        <w:spacing w:before="0" w:after="110" w:line="300" w:lineRule="auto"/>
+      </w:pPr>
+      <w:r>
+        <w:rPr>
+          <w:rFonts w:ascii="Times New Roman" w:hAnsi="Times New Roman" w:eastAsia="Malgun Gothic"/>
+          <w:b/>
+          <w:i w:val="0"/>
+          <w:sz w:val="22"/>
+        </w:rPr>
+        <w:t xml:space="preserve">Павел: </w:t>
       </w:r>
       <w:r>
         <w:rPr>
@@ -368,7 +460,7 @@
           <w:color w:val="555555"/>
           <w:sz w:val="22"/>
         </w:rPr>
-        <w:t>(в панике)</w:t>
+        <w:t>(смотрит на себя, растерянно)</w:t>
       </w:r>
       <w:r>
         <w:rPr>
@@ -377,21 +469,7 @@
           <w:i w:val="0"/>
           <w:sz w:val="22"/>
         </w:rPr>
-        <w:t xml:space="preserve"> Это связано с обыском, про который ты говорил по телефону? Паша, у нас ребёнок вот-вот родится! Ты не можешь так рисковать!</w:t>
-      </w:r>
-    </w:p>
-    <w:p>
-      <w:pPr>
-        <w:spacing w:before="0" w:after="110" w:line="300" w:lineRule="auto"/>
-      </w:pPr>
-      <w:r>
-        <w:rPr>
-          <w:rFonts w:ascii="Times New Roman" w:hAnsi="Times New Roman" w:eastAsia="Malgun Gothic"/>
-          <w:b/>
-          <w:i w:val="0"/>
-          <w:sz w:val="22"/>
-        </w:rPr>
-        <w:t xml:space="preserve">Павел: </w:t>
+        <w:t xml:space="preserve"> Действительно. </w:t>
       </w:r>
       <w:r>
         <w:rPr>
@@ -401,7 +479,7 @@
           <w:color w:val="555555"/>
           <w:sz w:val="22"/>
         </w:rPr>
-        <w:t>(останавливается, смотрит на неё)</w:t>
+        <w:t>(снимает куртку, берёт свитер)</w:t>
       </w:r>
       <w:r>
         <w:rPr>
@@ -410,7 +488,30 @@
           <w:i w:val="0"/>
           <w:sz w:val="22"/>
         </w:rPr>
-        <w:t xml:space="preserve"> Именно поэтому я должен это сделать, Маша. Какой отец я буду для нашего ребёнка, если снова выберу безопасность вместо правильного поступка?</w:t>
+        <w:t xml:space="preserve"> Спасибо.</w:t>
+      </w:r>
+    </w:p>
+    <w:p>
+      <w:pPr>
+        <w:spacing w:before="0" w:after="110" w:line="300" w:lineRule="auto"/>
+      </w:pPr>
+      <w:r>
+        <w:rPr>
+          <w:rFonts w:ascii="Times New Roman" w:hAnsi="Times New Roman" w:eastAsia="Malgun Gothic"/>
+          <w:b/>
+          <w:i w:val="0"/>
+          <w:sz w:val="22"/>
+        </w:rPr>
+        <w:t xml:space="preserve">Павел: </w:t>
+      </w:r>
+      <w:r>
+        <w:rPr>
+          <w:rFonts w:ascii="Times New Roman" w:hAnsi="Times New Roman" w:eastAsia="Malgun Gothic"/>
+          <w:b w:val="0"/>
+          <w:i w:val="0"/>
+          <w:sz w:val="22"/>
+        </w:rPr>
+        <w:t>Маша, важное дело. Не могу сейчас объяснить подробно.</w:t>
       </w:r>
     </w:p>
     <w:p>
@@ -434,7 +535,7 @@
           <w:color w:val="555555"/>
           <w:sz w:val="22"/>
         </w:rPr>
-        <w:t>(сквозь слёзы)</w:t>
+        <w:t>(в панике)</w:t>
       </w:r>
       <w:r>
         <w:rPr>
@@ -443,7 +544,152 @@
           <w:i w:val="0"/>
           <w:sz w:val="22"/>
         </w:rPr>
+        <w:t xml:space="preserve"> Это связано с обыском, про который ты говорил по телефону? Паша, у нас ребёнок вот-вот родится! Ты не можешь так рисковать!</w:t>
+      </w:r>
+    </w:p>
+    <w:p>
+      <w:pPr>
+        <w:spacing w:before="0" w:after="110" w:line="300" w:lineRule="auto"/>
+      </w:pPr>
+      <w:r>
+        <w:rPr>
+          <w:rFonts w:ascii="Times New Roman" w:hAnsi="Times New Roman" w:eastAsia="Malgun Gothic"/>
+          <w:b/>
+          <w:i w:val="0"/>
+          <w:sz w:val="22"/>
+        </w:rPr>
+        <w:t xml:space="preserve">Павел: </w:t>
+      </w:r>
+      <w:r>
+        <w:rPr>
+          <w:rFonts w:ascii="Times New Roman" w:hAnsi="Times New Roman" w:eastAsia="Malgun Gothic"/>
+          <w:b w:val="0"/>
+          <w:i/>
+          <w:color w:val="555555"/>
+          <w:sz w:val="22"/>
+        </w:rPr>
+        <w:t>(останавливается, смотрит на неё)</w:t>
+      </w:r>
+      <w:r>
+        <w:rPr>
+          <w:rFonts w:ascii="Times New Roman" w:hAnsi="Times New Roman" w:eastAsia="Malgun Gothic"/>
+          <w:b w:val="0"/>
+          <w:i w:val="0"/>
+          <w:sz w:val="22"/>
+        </w:rPr>
+        <w:t xml:space="preserve"> Именно поэтому я должен это сделать, Маша. Какой отец я буду для нашего ребёнка, если снова выберу безопасность вместо правильного поступка?</w:t>
+      </w:r>
+    </w:p>
+    <w:p>
+      <w:pPr>
+        <w:spacing w:before="0" w:after="110" w:line="300" w:lineRule="auto"/>
+      </w:pPr>
+      <w:r>
+        <w:rPr>
+          <w:rFonts w:ascii="Times New Roman" w:hAnsi="Times New Roman" w:eastAsia="Malgun Gothic"/>
+          <w:b/>
+          <w:i w:val="0"/>
+          <w:sz w:val="22"/>
+        </w:rPr>
+        <w:t xml:space="preserve">Мария: </w:t>
+      </w:r>
+      <w:r>
+        <w:rPr>
+          <w:rFonts w:ascii="Times New Roman" w:hAnsi="Times New Roman" w:eastAsia="Malgun Gothic"/>
+          <w:b w:val="0"/>
+          <w:i/>
+          <w:color w:val="555555"/>
+          <w:sz w:val="22"/>
+        </w:rPr>
+        <w:t>(сквозь слёзы)</w:t>
+      </w:r>
+      <w:r>
+        <w:rPr>
+          <w:rFonts w:ascii="Times New Roman" w:hAnsi="Times New Roman" w:eastAsia="Malgun Gothic"/>
+          <w:b w:val="0"/>
+          <w:i w:val="0"/>
+          <w:sz w:val="22"/>
+        </w:rPr>
         <w:t xml:space="preserve"> Я боюсь тебя потерять.</w:t>
+      </w:r>
+    </w:p>
+    <w:p>
+      <w:pPr>
+        <w:spacing w:before="0" w:after="110" w:line="300" w:lineRule="auto"/>
+      </w:pPr>
+      <w:r>
+        <w:rPr>
+          <w:rFonts w:ascii="Times New Roman" w:hAnsi="Times New Roman" w:eastAsia="Malgun Gothic"/>
+          <w:b/>
+          <w:i w:val="0"/>
+          <w:sz w:val="22"/>
+        </w:rPr>
+        <w:t xml:space="preserve">Павел: </w:t>
+      </w:r>
+      <w:r>
+        <w:rPr>
+          <w:rFonts w:ascii="Times New Roman" w:hAnsi="Times New Roman" w:eastAsia="Malgun Gothic"/>
+          <w:b w:val="0"/>
+          <w:i w:val="0"/>
+          <w:sz w:val="22"/>
+        </w:rPr>
+        <w:t>Маша, послушай. Сумка для роддома стоит в прихожей. Номер такси на холодильнике. Если начнётся без меня — звони Кате, она обещала.</w:t>
+      </w:r>
+    </w:p>
+    <w:p>
+      <w:pPr>
+        <w:spacing w:before="0" w:after="110" w:line="300" w:lineRule="auto"/>
+      </w:pPr>
+      <w:r>
+        <w:rPr>
+          <w:rFonts w:ascii="Times New Roman" w:hAnsi="Times New Roman" w:eastAsia="Malgun Gothic"/>
+          <w:b/>
+          <w:i w:val="0"/>
+          <w:sz w:val="22"/>
+        </w:rPr>
+        <w:t xml:space="preserve">Мария: </w:t>
+      </w:r>
+      <w:r>
+        <w:rPr>
+          <w:rFonts w:ascii="Times New Roman" w:hAnsi="Times New Roman" w:eastAsia="Malgun Gothic"/>
+          <w:b w:val="0"/>
+          <w:i w:val="0"/>
+          <w:sz w:val="22"/>
+        </w:rPr>
+        <w:t>Ты уже всё продумал. Значит, решил не сегодня.</w:t>
+      </w:r>
+    </w:p>
+    <w:p>
+      <w:pPr>
+        <w:spacing w:before="0" w:after="110" w:line="300" w:lineRule="auto"/>
+      </w:pPr>
+      <w:r>
+        <w:rPr>
+          <w:rFonts w:ascii="Times New Roman" w:hAnsi="Times New Roman" w:eastAsia="Malgun Gothic"/>
+          <w:b/>
+          <w:i w:val="0"/>
+          <w:sz w:val="22"/>
+        </w:rPr>
+        <w:t xml:space="preserve">Павел: </w:t>
+      </w:r>
+      <w:r>
+        <w:rPr>
+          <w:rFonts w:ascii="Times New Roman" w:hAnsi="Times New Roman" w:eastAsia="Malgun Gothic"/>
+          <w:b w:val="0"/>
+          <w:i/>
+          <w:color w:val="555555"/>
+          <w:sz w:val="22"/>
+        </w:rPr>
+        <w:t>(тихо)</w:t>
+      </w:r>
+      <w:r>
+        <w:rPr>
+          <w:rFonts w:ascii="Times New Roman" w:hAnsi="Times New Roman" w:eastAsia="Malgun Gothic"/>
+          <w:b w:val="0"/>
+          <w:i w:val="0"/>
+          <w:sz w:val="22"/>
+        </w:rPr>
+        <w:t xml:space="preserve"> Я решил два месяца назад, когда положил Балагину заявление. Сегодня просто пришёл счёт.</w:t>
       </w:r>
     </w:p>
     <w:p>
@@ -650,7 +896,30 @@
           <w:i w:val="0"/>
           <w:sz w:val="22"/>
         </w:rPr>
-        <w:t xml:space="preserve">Павел: </w:t>
+        <w:t xml:space="preserve">Лёша: </w:t>
+      </w:r>
+      <w:r>
+        <w:rPr>
+          <w:rFonts w:ascii="Times New Roman" w:hAnsi="Times New Roman" w:eastAsia="Malgun Gothic"/>
+          <w:b w:val="0"/>
+          <w:i w:val="0"/>
+          <w:sz w:val="22"/>
+        </w:rPr>
+        <w:t>Катя, тетради Дарьи — все четыре? И флешки с участков?</w:t>
+      </w:r>
+    </w:p>
+    <w:p>
+      <w:pPr>
+        <w:spacing w:before="0" w:after="110" w:line="300" w:lineRule="auto"/>
+      </w:pPr>
+      <w:r>
+        <w:rPr>
+          <w:rFonts w:ascii="Times New Roman" w:hAnsi="Times New Roman" w:eastAsia="Malgun Gothic"/>
+          <w:b/>
+          <w:i w:val="0"/>
+          <w:sz w:val="22"/>
+        </w:rPr>
+        <w:t xml:space="preserve">Катя: </w:t>
       </w:r>
       <w:r>
         <w:rPr>
@@ -660,7 +929,7 @@
           <w:color w:val="555555"/>
           <w:sz w:val="22"/>
         </w:rPr>
-        <w:t>(входит, тяжело дыша)</w:t>
+        <w:t>(складывает, пересчитывает вслух)</w:t>
       </w:r>
       <w:r>
         <w:rPr>
@@ -669,7 +938,7 @@
           <w:i w:val="0"/>
           <w:sz w:val="22"/>
         </w:rPr>
-        <w:t xml:space="preserve"> Давайте кейс. Машина внизу, отвезу к себе — там место, о котором никто не знает. Даже Балагин.</w:t>
+        <w:t xml:space="preserve"> Четыре тетради. Двадцать флешек, каждая в конверте с номером участка. Акты наблюдателей. Всё.</w:t>
       </w:r>
     </w:p>
     <w:p>
@@ -692,76 +961,7 @@
           <w:i w:val="0"/>
           <w:sz w:val="22"/>
         </w:rPr>
-        <w:t>Паша, ты понимаешь, что если тебя остановят с этим в машине…</w:t>
-      </w:r>
-    </w:p>
-    <w:p>
-      <w:pPr>
-        <w:spacing w:before="0" w:after="110" w:line="300" w:lineRule="auto"/>
-      </w:pPr>
-      <w:r>
-        <w:rPr>
-          <w:rFonts w:ascii="Times New Roman" w:hAnsi="Times New Roman" w:eastAsia="Malgun Gothic"/>
-          <w:b/>
-          <w:i w:val="0"/>
-          <w:sz w:val="22"/>
-        </w:rPr>
-        <w:t xml:space="preserve">Павел: </w:t>
-      </w:r>
-      <w:r>
-        <w:rPr>
-          <w:rFonts w:ascii="Times New Roman" w:hAnsi="Times New Roman" w:eastAsia="Malgun Gothic"/>
-          <w:b w:val="0"/>
-          <w:i w:val="0"/>
-          <w:sz w:val="22"/>
-        </w:rPr>
-        <w:t>Понимаю. Именно поэтому это должен быть я, а не ты и не Катя. Мне терять меньше всех — по сравнению с тем, что стоит на кону для «Свободного пути» завтра.</w:t>
-      </w:r>
-    </w:p>
-    <w:p>
-      <w:pPr>
-        <w:spacing w:before="0" w:after="110" w:line="300" w:lineRule="auto"/>
-      </w:pPr>
-      <w:r>
-        <w:rPr>
-          <w:rFonts w:ascii="Times New Roman" w:hAnsi="Times New Roman" w:eastAsia="Malgun Gothic"/>
-          <w:b/>
-          <w:i w:val="0"/>
-          <w:sz w:val="22"/>
-        </w:rPr>
-        <w:t xml:space="preserve">Лёша: </w:t>
-      </w:r>
-      <w:r>
-        <w:rPr>
-          <w:rFonts w:ascii="Times New Roman" w:hAnsi="Times New Roman" w:eastAsia="Malgun Gothic"/>
-          <w:b w:val="0"/>
-          <w:i w:val="0"/>
-          <w:sz w:val="22"/>
-        </w:rPr>
-        <w:t>У тебя Маша. Ребёнок.</w:t>
-      </w:r>
-    </w:p>
-    <w:p>
-      <w:pPr>
-        <w:spacing w:before="0" w:after="110" w:line="300" w:lineRule="auto"/>
-      </w:pPr>
-      <w:r>
-        <w:rPr>
-          <w:rFonts w:ascii="Times New Roman" w:hAnsi="Times New Roman" w:eastAsia="Malgun Gothic"/>
-          <w:b/>
-          <w:i w:val="0"/>
-          <w:sz w:val="22"/>
-        </w:rPr>
-        <w:t xml:space="preserve">Павел: </w:t>
-      </w:r>
-      <w:r>
-        <w:rPr>
-          <w:rFonts w:ascii="Times New Roman" w:hAnsi="Times New Roman" w:eastAsia="Malgun Gothic"/>
-          <w:b w:val="0"/>
-          <w:i w:val="0"/>
-          <w:sz w:val="22"/>
-        </w:rPr>
-        <w:t xml:space="preserve">У меня Маша, которая сама меня сюда отправила. </w:t>
+        <w:t xml:space="preserve">Её почерк… </w:t>
       </w:r>
       <w:r>
         <w:rPr>
@@ -771,7 +971,7 @@
           <w:color w:val="555555"/>
           <w:sz w:val="22"/>
         </w:rPr>
-        <w:t>(берёт кейс)</w:t>
+        <w:t>(берёт одну тетрадь, на секунду задерживает в руках)</w:t>
       </w:r>
       <w:r>
         <w:rPr>
@@ -780,7 +980,7 @@
           <w:i w:val="0"/>
           <w:sz w:val="22"/>
         </w:rPr>
-        <w:t xml:space="preserve"> Не делай из меня героя, Лёш. Я просто курьер с плохой репутацией.</w:t>
+        <w:t xml:space="preserve"> Кладите.</w:t>
       </w:r>
     </w:p>
     <w:p>
@@ -794,7 +994,7 @@
           <w:i w:val="0"/>
           <w:sz w:val="22"/>
         </w:rPr>
-        <w:t xml:space="preserve">Лёша: </w:t>
+        <w:t xml:space="preserve">Павел: </w:t>
       </w:r>
       <w:r>
         <w:rPr>
@@ -804,7 +1004,7 @@
           <w:color w:val="555555"/>
           <w:sz w:val="22"/>
         </w:rPr>
-        <w:t>(сжимает его плечо)</w:t>
+        <w:t>(входит, тяжело дыша)</w:t>
       </w:r>
       <w:r>
         <w:rPr>
@@ -813,7 +1013,7 @@
           <w:i w:val="0"/>
           <w:sz w:val="22"/>
         </w:rPr>
-        <w:t xml:space="preserve"> Спасибо, Паша.</w:t>
+        <w:t xml:space="preserve"> Давайте кейс. Машина внизу, отвезу к себе — там место, о котором никто не знает. Даже Балагин.</w:t>
       </w:r>
     </w:p>
     <w:p>
@@ -827,7 +1027,7 @@
           <w:i w:val="0"/>
           <w:sz w:val="22"/>
         </w:rPr>
-        <w:t xml:space="preserve">Павел: </w:t>
+        <w:t xml:space="preserve">Лёша: </w:t>
       </w:r>
       <w:r>
         <w:rPr>
@@ -836,7 +1036,296 @@
           <w:i w:val="0"/>
           <w:sz w:val="22"/>
         </w:rPr>
+        <w:t>Паша, ты понимаешь, что если тебя остановят с этим в машине…</w:t>
+      </w:r>
+    </w:p>
+    <w:p>
+      <w:pPr>
+        <w:spacing w:before="0" w:after="110" w:line="300" w:lineRule="auto"/>
+      </w:pPr>
+      <w:r>
+        <w:rPr>
+          <w:rFonts w:ascii="Times New Roman" w:hAnsi="Times New Roman" w:eastAsia="Malgun Gothic"/>
+          <w:b/>
+          <w:i w:val="0"/>
+          <w:sz w:val="22"/>
+        </w:rPr>
+        <w:t xml:space="preserve">Павел: </w:t>
+      </w:r>
+      <w:r>
+        <w:rPr>
+          <w:rFonts w:ascii="Times New Roman" w:hAnsi="Times New Roman" w:eastAsia="Malgun Gothic"/>
+          <w:b w:val="0"/>
+          <w:i w:val="0"/>
+          <w:sz w:val="22"/>
+        </w:rPr>
+        <w:t>Понимаю. Именно поэтому это должен быть я, а не ты и не Катя. Мне терять меньше всех — по сравнению с тем, что стоит на кону для «Свободного пути» завтра.</w:t>
+      </w:r>
+    </w:p>
+    <w:p>
+      <w:pPr>
+        <w:spacing w:before="0" w:after="110" w:line="300" w:lineRule="auto"/>
+      </w:pPr>
+      <w:r>
+        <w:rPr>
+          <w:rFonts w:ascii="Times New Roman" w:hAnsi="Times New Roman" w:eastAsia="Malgun Gothic"/>
+          <w:b/>
+          <w:i w:val="0"/>
+          <w:sz w:val="22"/>
+        </w:rPr>
+        <w:t xml:space="preserve">Лёша: </w:t>
+      </w:r>
+      <w:r>
+        <w:rPr>
+          <w:rFonts w:ascii="Times New Roman" w:hAnsi="Times New Roman" w:eastAsia="Malgun Gothic"/>
+          <w:b w:val="0"/>
+          <w:i w:val="0"/>
+          <w:sz w:val="22"/>
+        </w:rPr>
+        <w:t>У тебя Маша. Ребёнок.</w:t>
+      </w:r>
+    </w:p>
+    <w:p>
+      <w:pPr>
+        <w:spacing w:before="0" w:after="110" w:line="300" w:lineRule="auto"/>
+      </w:pPr>
+      <w:r>
+        <w:rPr>
+          <w:rFonts w:ascii="Times New Roman" w:hAnsi="Times New Roman" w:eastAsia="Malgun Gothic"/>
+          <w:b/>
+          <w:i w:val="0"/>
+          <w:sz w:val="22"/>
+        </w:rPr>
+        <w:t xml:space="preserve">Павел: </w:t>
+      </w:r>
+      <w:r>
+        <w:rPr>
+          <w:rFonts w:ascii="Times New Roman" w:hAnsi="Times New Roman" w:eastAsia="Malgun Gothic"/>
+          <w:b w:val="0"/>
+          <w:i w:val="0"/>
+          <w:sz w:val="22"/>
+        </w:rPr>
+        <w:t xml:space="preserve">У меня Маша, которая сама меня сюда отправила. </w:t>
+      </w:r>
+      <w:r>
+        <w:rPr>
+          <w:rFonts w:ascii="Times New Roman" w:hAnsi="Times New Roman" w:eastAsia="Malgun Gothic"/>
+          <w:b w:val="0"/>
+          <w:i/>
+          <w:color w:val="555555"/>
+          <w:sz w:val="22"/>
+        </w:rPr>
+        <w:t>(берёт кейс)</w:t>
+      </w:r>
+      <w:r>
+        <w:rPr>
+          <w:rFonts w:ascii="Times New Roman" w:hAnsi="Times New Roman" w:eastAsia="Malgun Gothic"/>
+          <w:b w:val="0"/>
+          <w:i w:val="0"/>
+          <w:sz w:val="22"/>
+        </w:rPr>
+        <w:t xml:space="preserve"> Не делай из меня героя, Лёш. Я просто курьер с плохой репутацией.</w:t>
+      </w:r>
+    </w:p>
+    <w:p>
+      <w:pPr>
+        <w:spacing w:before="0" w:after="110" w:line="300" w:lineRule="auto"/>
+      </w:pPr>
+      <w:r>
+        <w:rPr>
+          <w:rFonts w:ascii="Times New Roman" w:hAnsi="Times New Roman" w:eastAsia="Malgun Gothic"/>
+          <w:b/>
+          <w:i w:val="0"/>
+          <w:sz w:val="22"/>
+        </w:rPr>
+        <w:t xml:space="preserve">Лёша: </w:t>
+      </w:r>
+      <w:r>
+        <w:rPr>
+          <w:rFonts w:ascii="Times New Roman" w:hAnsi="Times New Roman" w:eastAsia="Malgun Gothic"/>
+          <w:b w:val="0"/>
+          <w:i/>
+          <w:color w:val="555555"/>
+          <w:sz w:val="22"/>
+        </w:rPr>
+        <w:t>(сжимает его плечо)</w:t>
+      </w:r>
+      <w:r>
+        <w:rPr>
+          <w:rFonts w:ascii="Times New Roman" w:hAnsi="Times New Roman" w:eastAsia="Malgun Gothic"/>
+          <w:b w:val="0"/>
+          <w:i w:val="0"/>
+          <w:sz w:val="22"/>
+        </w:rPr>
+        <w:t xml:space="preserve"> Спасибо, Паша.</w:t>
+      </w:r>
+    </w:p>
+    <w:p>
+      <w:pPr>
+        <w:spacing w:before="0" w:after="110" w:line="300" w:lineRule="auto"/>
+      </w:pPr>
+      <w:r>
+        <w:rPr>
+          <w:rFonts w:ascii="Times New Roman" w:hAnsi="Times New Roman" w:eastAsia="Malgun Gothic"/>
+          <w:b/>
+          <w:i w:val="0"/>
+          <w:sz w:val="22"/>
+        </w:rPr>
+        <w:t xml:space="preserve">Павел: </w:t>
+      </w:r>
+      <w:r>
+        <w:rPr>
+          <w:rFonts w:ascii="Times New Roman" w:hAnsi="Times New Roman" w:eastAsia="Malgun Gothic"/>
+          <w:b w:val="0"/>
+          <w:i w:val="0"/>
+          <w:sz w:val="22"/>
+        </w:rPr>
         <w:t>Не благодари. Береги остальных. Я справлюсь.</w:t>
+      </w:r>
+    </w:p>
+    <w:p>
+      <w:pPr>
+        <w:spacing w:before="0" w:after="110" w:line="300" w:lineRule="auto"/>
+      </w:pPr>
+      <w:r>
+        <w:rPr>
+          <w:rFonts w:ascii="Times New Roman" w:hAnsi="Times New Roman" w:eastAsia="Malgun Gothic"/>
+          <w:b/>
+          <w:i w:val="0"/>
+          <w:sz w:val="22"/>
+        </w:rPr>
+        <w:t xml:space="preserve">Лёша: </w:t>
+      </w:r>
+      <w:r>
+        <w:rPr>
+          <w:rFonts w:ascii="Times New Roman" w:hAnsi="Times New Roman" w:eastAsia="Malgun Gothic"/>
+          <w:b w:val="0"/>
+          <w:i w:val="0"/>
+          <w:sz w:val="22"/>
+        </w:rPr>
+        <w:t>Паша. Позвони, когда доедешь.</w:t>
+      </w:r>
+    </w:p>
+    <w:p>
+      <w:pPr>
+        <w:spacing w:before="0" w:after="110" w:line="300" w:lineRule="auto"/>
+      </w:pPr>
+      <w:r>
+        <w:rPr>
+          <w:rFonts w:ascii="Times New Roman" w:hAnsi="Times New Roman" w:eastAsia="Malgun Gothic"/>
+          <w:b/>
+          <w:i w:val="0"/>
+          <w:sz w:val="22"/>
+        </w:rPr>
+        <w:t xml:space="preserve">Павел: </w:t>
+      </w:r>
+      <w:r>
+        <w:rPr>
+          <w:rFonts w:ascii="Times New Roman" w:hAnsi="Times New Roman" w:eastAsia="Malgun Gothic"/>
+          <w:b w:val="0"/>
+          <w:i/>
+          <w:color w:val="555555"/>
+          <w:sz w:val="22"/>
+        </w:rPr>
+        <w:t>(уже в дверях, с кривой улыбкой)</w:t>
+      </w:r>
+      <w:r>
+        <w:rPr>
+          <w:rFonts w:ascii="Times New Roman" w:hAnsi="Times New Roman" w:eastAsia="Malgun Gothic"/>
+          <w:b w:val="0"/>
+          <w:i w:val="0"/>
+          <w:sz w:val="22"/>
+        </w:rPr>
+        <w:t xml:space="preserve"> Лёш, ты мне это говоришь второй раз за месяц. Смотри, привыкну.</w:t>
+      </w:r>
+    </w:p>
+    <w:p>
+      <w:pPr>
+        <w:spacing w:before="0" w:after="110" w:line="300" w:lineRule="auto"/>
+      </w:pPr>
+      <w:r>
+        <w:rPr>
+          <w:rFonts w:ascii="Times New Roman" w:hAnsi="Times New Roman" w:eastAsia="Malgun Gothic"/>
+          <w:b/>
+          <w:i w:val="0"/>
+          <w:sz w:val="22"/>
+        </w:rPr>
+        <w:t xml:space="preserve">Лёша: </w:t>
+      </w:r>
+      <w:r>
+        <w:rPr>
+          <w:rFonts w:ascii="Times New Roman" w:hAnsi="Times New Roman" w:eastAsia="Malgun Gothic"/>
+          <w:b w:val="0"/>
+          <w:i w:val="0"/>
+          <w:sz w:val="22"/>
+        </w:rPr>
+        <w:t>Привыкай.</w:t>
+      </w:r>
+    </w:p>
+    <w:p>
+      <w:pPr>
+        <w:spacing w:before="0" w:after="110" w:line="300" w:lineRule="auto"/>
+      </w:pPr>
+      <w:r>
+        <w:rPr>
+          <w:rFonts w:ascii="Times New Roman" w:hAnsi="Times New Roman" w:eastAsia="Malgun Gothic"/>
+          <w:b/>
+          <w:i w:val="0"/>
+          <w:sz w:val="22"/>
+        </w:rPr>
+        <w:t xml:space="preserve">Катя: </w:t>
+      </w:r>
+      <w:r>
+        <w:rPr>
+          <w:rFonts w:ascii="Times New Roman" w:hAnsi="Times New Roman" w:eastAsia="Malgun Gothic"/>
+          <w:b w:val="0"/>
+          <w:i/>
+          <w:color w:val="555555"/>
+          <w:sz w:val="22"/>
+        </w:rPr>
+        <w:t>(вслед)</w:t>
+      </w:r>
+      <w:r>
+        <w:rPr>
+          <w:rFonts w:ascii="Times New Roman" w:hAnsi="Times New Roman" w:eastAsia="Malgun Gothic"/>
+          <w:b w:val="0"/>
+          <w:i w:val="0"/>
+          <w:sz w:val="22"/>
+        </w:rPr>
+        <w:t xml:space="preserve"> Павел Геннадьевич! Шапку. На улице минус.</w:t>
+      </w:r>
+    </w:p>
+    <w:p>
+      <w:pPr>
+        <w:spacing w:before="0" w:after="110" w:line="300" w:lineRule="auto"/>
+      </w:pPr>
+      <w:r>
+        <w:rPr>
+          <w:rFonts w:ascii="Times New Roman" w:hAnsi="Times New Roman" w:eastAsia="Malgun Gothic"/>
+          <w:b/>
+          <w:i w:val="0"/>
+          <w:sz w:val="22"/>
+        </w:rPr>
+        <w:t xml:space="preserve">Павел: </w:t>
+      </w:r>
+      <w:r>
+        <w:rPr>
+          <w:rFonts w:ascii="Times New Roman" w:hAnsi="Times New Roman" w:eastAsia="Malgun Gothic"/>
+          <w:b w:val="0"/>
+          <w:i/>
+          <w:color w:val="555555"/>
+          <w:sz w:val="22"/>
+        </w:rPr>
+        <w:t>(оборачивается, берёт шапку)</w:t>
+      </w:r>
+      <w:r>
+        <w:rPr>
+          <w:rFonts w:ascii="Times New Roman" w:hAnsi="Times New Roman" w:eastAsia="Malgun Gothic"/>
+          <w:b w:val="0"/>
+          <w:i w:val="0"/>
+          <w:sz w:val="22"/>
+        </w:rPr>
+        <w:t xml:space="preserve"> Вы как Маша, Катя. Спасибо.</w:t>
       </w:r>
     </w:p>
     <w:p>
@@ -928,6 +1417,52 @@
         <w:rPr>
           <w:rFonts w:ascii="Times New Roman" w:hAnsi="Times New Roman" w:eastAsia="Malgun Gothic"/>
           <w:b w:val="0"/>
+          <w:i w:val="0"/>
+          <w:sz w:val="22"/>
+        </w:rPr>
+        <w:t>Там же и объезд короче. Всё нормально, Маш.</w:t>
+      </w:r>
+    </w:p>
+    <w:p>
+      <w:pPr>
+        <w:spacing w:before="0" w:after="110" w:line="300" w:lineRule="auto"/>
+      </w:pPr>
+      <w:r>
+        <w:rPr>
+          <w:rFonts w:ascii="Times New Roman" w:hAnsi="Times New Roman" w:eastAsia="Malgun Gothic"/>
+          <w:b/>
+          <w:i w:val="0"/>
+          <w:sz w:val="22"/>
+        </w:rPr>
+        <w:t xml:space="preserve">Мария: </w:t>
+      </w:r>
+      <w:r>
+        <w:rPr>
+          <w:rFonts w:ascii="Times New Roman" w:hAnsi="Times New Roman" w:eastAsia="Malgun Gothic"/>
+          <w:b w:val="0"/>
+          <w:i w:val="0"/>
+          <w:sz w:val="22"/>
+        </w:rPr>
+        <w:t>Не ври мне. Ты никогда не ездишь через Заводскую. Ты её ненавидишь, там ямы.</w:t>
+      </w:r>
+    </w:p>
+    <w:p>
+      <w:pPr>
+        <w:spacing w:before="0" w:after="110" w:line="300" w:lineRule="auto"/>
+      </w:pPr>
+      <w:r>
+        <w:rPr>
+          <w:rFonts w:ascii="Times New Roman" w:hAnsi="Times New Roman" w:eastAsia="Malgun Gothic"/>
+          <w:b/>
+          <w:i w:val="0"/>
+          <w:sz w:val="22"/>
+        </w:rPr>
+        <w:t xml:space="preserve">Павел: </w:t>
+      </w:r>
+      <w:r>
+        <w:rPr>
+          <w:rFonts w:ascii="Times New Roman" w:hAnsi="Times New Roman" w:eastAsia="Malgun Gothic"/>
+          <w:b w:val="0"/>
           <w:i/>
           <w:color w:val="555555"/>
           <w:sz w:val="22"/>
@@ -1183,6 +1718,118 @@
       <w:r>
         <w:rPr>
           <w:rFonts w:ascii="Times New Roman" w:hAnsi="Times New Roman" w:eastAsia="Malgun Gothic"/>
+          <w:b/>
+          <w:i w:val="0"/>
+          <w:sz w:val="22"/>
+        </w:rPr>
+        <w:t xml:space="preserve">Патрульный: </w:t>
+      </w:r>
+      <w:r>
+        <w:rPr>
+          <w:rFonts w:ascii="Times New Roman" w:hAnsi="Times New Roman" w:eastAsia="Malgun Gothic"/>
+          <w:b w:val="0"/>
+          <w:i/>
+          <w:color w:val="555555"/>
+          <w:sz w:val="22"/>
+        </w:rPr>
+        <w:t>(в рацию)</w:t>
+      </w:r>
+      <w:r>
+        <w:rPr>
+          <w:rFonts w:ascii="Times New Roman" w:hAnsi="Times New Roman" w:eastAsia="Malgun Gothic"/>
+          <w:b w:val="0"/>
+          <w:i w:val="0"/>
+          <w:sz w:val="22"/>
+        </w:rPr>
+        <w:t xml:space="preserve"> Седьмой, седьмой, у нас тут та самая машина. Кейс при нём. Да. Везём.</w:t>
+      </w:r>
+    </w:p>
+    <w:p>
+      <w:pPr>
+        <w:spacing w:before="0" w:after="110" w:line="300" w:lineRule="auto"/>
+      </w:pPr>
+      <w:r>
+        <w:rPr>
+          <w:rFonts w:ascii="Times New Roman" w:hAnsi="Times New Roman" w:eastAsia="Malgun Gothic"/>
+          <w:b/>
+          <w:i w:val="0"/>
+          <w:sz w:val="22"/>
+        </w:rPr>
+        <w:t xml:space="preserve">Павел: </w:t>
+      </w:r>
+      <w:r>
+        <w:rPr>
+          <w:rFonts w:ascii="Times New Roman" w:hAnsi="Times New Roman" w:eastAsia="Malgun Gothic"/>
+          <w:b w:val="0"/>
+          <w:i/>
+          <w:color w:val="555555"/>
+          <w:sz w:val="22"/>
+        </w:rPr>
+        <w:t>(про себя, почти улыбаясь)</w:t>
+      </w:r>
+      <w:r>
+        <w:rPr>
+          <w:rFonts w:ascii="Times New Roman" w:hAnsi="Times New Roman" w:eastAsia="Malgun Gothic"/>
+          <w:b w:val="0"/>
+          <w:i w:val="0"/>
+          <w:sz w:val="22"/>
+        </w:rPr>
+        <w:t xml:space="preserve"> «Тот самый»… Значит, ждали.</w:t>
+      </w:r>
+    </w:p>
+    <w:p>
+      <w:pPr>
+        <w:spacing w:before="0" w:after="110" w:line="300" w:lineRule="auto"/>
+      </w:pPr>
+      <w:r>
+        <w:rPr>
+          <w:rFonts w:ascii="Times New Roman" w:hAnsi="Times New Roman" w:eastAsia="Malgun Gothic"/>
+          <w:b/>
+          <w:i w:val="0"/>
+          <w:sz w:val="22"/>
+        </w:rPr>
+        <w:t xml:space="preserve">Патрульный: </w:t>
+      </w:r>
+      <w:r>
+        <w:rPr>
+          <w:rFonts w:ascii="Times New Roman" w:hAnsi="Times New Roman" w:eastAsia="Malgun Gothic"/>
+          <w:b w:val="0"/>
+          <w:i w:val="0"/>
+          <w:sz w:val="22"/>
+        </w:rPr>
+        <w:t>Что вы сказали?</w:t>
+      </w:r>
+    </w:p>
+    <w:p>
+      <w:pPr>
+        <w:spacing w:before="0" w:after="110" w:line="300" w:lineRule="auto"/>
+      </w:pPr>
+      <w:r>
+        <w:rPr>
+          <w:rFonts w:ascii="Times New Roman" w:hAnsi="Times New Roman" w:eastAsia="Malgun Gothic"/>
+          <w:b/>
+          <w:i w:val="0"/>
+          <w:sz w:val="22"/>
+        </w:rPr>
+        <w:t xml:space="preserve">Павел: </w:t>
+      </w:r>
+      <w:r>
+        <w:rPr>
+          <w:rFonts w:ascii="Times New Roman" w:hAnsi="Times New Roman" w:eastAsia="Malgun Gothic"/>
+          <w:b w:val="0"/>
+          <w:i w:val="0"/>
+          <w:sz w:val="22"/>
+        </w:rPr>
+        <w:t>Говорю — холодно сегодня. Можно я куртку возьму с заднего сиденья?</w:t>
+      </w:r>
+    </w:p>
+    <w:p>
+      <w:pPr>
+        <w:spacing w:before="0" w:after="110" w:line="300" w:lineRule="auto"/>
+      </w:pPr>
+      <w:r>
+        <w:rPr>
+          <w:rFonts w:ascii="Times New Roman" w:hAnsi="Times New Roman" w:eastAsia="Malgun Gothic"/>
           <w:b w:val="0"/>
           <w:i/>
           <w:color w:val="555555"/>
@@ -1423,6 +2070,141 @@
     </w:p>
     <w:p>
       <w:pPr>
+        <w:spacing w:before="0" w:after="110" w:line="300" w:lineRule="auto"/>
+      </w:pPr>
+      <w:r>
+        <w:rPr>
+          <w:rFonts w:ascii="Times New Roman" w:hAnsi="Times New Roman" w:eastAsia="Malgun Gothic"/>
+          <w:b/>
+          <w:i w:val="0"/>
+          <w:sz w:val="22"/>
+        </w:rPr>
+        <w:t xml:space="preserve">Катя: </w:t>
+      </w:r>
+      <w:r>
+        <w:rPr>
+          <w:rFonts w:ascii="Times New Roman" w:hAnsi="Times New Roman" w:eastAsia="Malgun Gothic"/>
+          <w:b w:val="0"/>
+          <w:i/>
+          <w:color w:val="555555"/>
+          <w:sz w:val="22"/>
+        </w:rPr>
+        <w:t>(садится напротив, тихо)</w:t>
+      </w:r>
+      <w:r>
+        <w:rPr>
+          <w:rFonts w:ascii="Times New Roman" w:hAnsi="Times New Roman" w:eastAsia="Malgun Gothic"/>
+          <w:b w:val="0"/>
+          <w:i w:val="0"/>
+          <w:sz w:val="22"/>
+        </w:rPr>
+        <w:t xml:space="preserve"> Мы можем что-нибудь сделать?</w:t>
+      </w:r>
+    </w:p>
+    <w:p>
+      <w:pPr>
+        <w:spacing w:before="0" w:after="110" w:line="300" w:lineRule="auto"/>
+      </w:pPr>
+      <w:r>
+        <w:rPr>
+          <w:rFonts w:ascii="Times New Roman" w:hAnsi="Times New Roman" w:eastAsia="Malgun Gothic"/>
+          <w:b/>
+          <w:i w:val="0"/>
+          <w:sz w:val="22"/>
+        </w:rPr>
+        <w:t xml:space="preserve">Лёша: </w:t>
+      </w:r>
+      <w:r>
+        <w:rPr>
+          <w:rFonts w:ascii="Times New Roman" w:hAnsi="Times New Roman" w:eastAsia="Malgun Gothic"/>
+          <w:b w:val="0"/>
+          <w:i w:val="0"/>
+          <w:sz w:val="22"/>
+        </w:rPr>
+        <w:t>Звони Инне Сергеевне. Сейчас же. Пусть едет в отдел, к кому угодно, будит хоть прокурора.</w:t>
+      </w:r>
+    </w:p>
+    <w:p>
+      <w:pPr>
+        <w:spacing w:before="0" w:after="110" w:line="300" w:lineRule="auto"/>
+      </w:pPr>
+      <w:r>
+        <w:rPr>
+          <w:rFonts w:ascii="Times New Roman" w:hAnsi="Times New Roman" w:eastAsia="Malgun Gothic"/>
+          <w:b/>
+          <w:i w:val="0"/>
+          <w:sz w:val="22"/>
+        </w:rPr>
+        <w:t xml:space="preserve">Катя: </w:t>
+      </w:r>
+      <w:r>
+        <w:rPr>
+          <w:rFonts w:ascii="Times New Roman" w:hAnsi="Times New Roman" w:eastAsia="Malgun Gothic"/>
+          <w:b w:val="0"/>
+          <w:i/>
+          <w:color w:val="555555"/>
+          <w:sz w:val="22"/>
+        </w:rPr>
+        <w:t>(уже набирает)</w:t>
+      </w:r>
+      <w:r>
+        <w:rPr>
+          <w:rFonts w:ascii="Times New Roman" w:hAnsi="Times New Roman" w:eastAsia="Malgun Gothic"/>
+          <w:b w:val="0"/>
+          <w:i w:val="0"/>
+          <w:sz w:val="22"/>
+        </w:rPr>
+        <w:t xml:space="preserve"> А Маша?</w:t>
+      </w:r>
+    </w:p>
+    <w:p>
+      <w:pPr>
+        <w:spacing w:before="0" w:after="110" w:line="300" w:lineRule="auto"/>
+      </w:pPr>
+      <w:r>
+        <w:rPr>
+          <w:rFonts w:ascii="Times New Roman" w:hAnsi="Times New Roman" w:eastAsia="Malgun Gothic"/>
+          <w:b/>
+          <w:i w:val="0"/>
+          <w:sz w:val="22"/>
+        </w:rPr>
+        <w:t xml:space="preserve">Лёша: </w:t>
+      </w:r>
+      <w:r>
+        <w:rPr>
+          <w:rFonts w:ascii="Times New Roman" w:hAnsi="Times New Roman" w:eastAsia="Malgun Gothic"/>
+          <w:b w:val="0"/>
+          <w:i w:val="0"/>
+          <w:sz w:val="22"/>
+        </w:rPr>
+        <w:t>Маше пока ничего. Сначала узнаем, куда его повезли. Я не хочу звонить ей с пустыми руками.</w:t>
+      </w:r>
+    </w:p>
+    <w:p>
+      <w:pPr>
+        <w:spacing w:before="0" w:after="110" w:line="300" w:lineRule="auto"/>
+      </w:pPr>
+      <w:r>
+        <w:rPr>
+          <w:rFonts w:ascii="Times New Roman" w:hAnsi="Times New Roman" w:eastAsia="Malgun Gothic"/>
+          <w:b/>
+          <w:i w:val="0"/>
+          <w:sz w:val="22"/>
+        </w:rPr>
+        <w:t xml:space="preserve">Катя: </w:t>
+      </w:r>
+      <w:r>
+        <w:rPr>
+          <w:rFonts w:ascii="Times New Roman" w:hAnsi="Times New Roman" w:eastAsia="Malgun Gothic"/>
+          <w:b w:val="0"/>
+          <w:i w:val="0"/>
+          <w:sz w:val="22"/>
+        </w:rPr>
+        <w:t>Алексей Николаевич… он ведь сказал вам «береги остальных». Он знал с самого начала.</w:t>
+      </w:r>
+    </w:p>
+    <w:p>
+      <w:pPr>
         <w:keepNext/>
         <w:spacing w:before="320" w:after="140"/>
       </w:pPr>
@@ -1526,7 +2308,7 @@
           <w:i w:val="0"/>
           <w:sz w:val="22"/>
         </w:rPr>
-        <w:t>Я действовал в одиночку. Никто из штаба не в курсе моей… частной деятельности.</w:t>
+        <w:t>Никого. Я же сказал: юрист, собираю материалы.</w:t>
       </w:r>
     </w:p>
     <w:p>
@@ -1549,7 +2331,7 @@
           <w:i w:val="0"/>
           <w:sz w:val="22"/>
         </w:rPr>
-        <w:t>Гришин, вам же лучше будет, если начнёте сотрудничать. Назовите источники, и мы рассмотрим смягчение.</w:t>
+        <w:t>Среди ночи? Накануне выборов? В трёх кварталах от штаба Орлова?</w:t>
       </w:r>
     </w:p>
     <w:p>
@@ -1572,7 +2354,7 @@
           <w:i w:val="0"/>
           <w:sz w:val="22"/>
         </w:rPr>
-        <w:t>Знаете, в институте нас заставляли читать Достоевского. Раскольников всё спрашивал себя: «Тварь ли я дрожащая или право имею?» Я много лет отвечал на этот вопрос неправильно.</w:t>
+        <w:t>Бессонница. У меня жена на сносях, я вообще плохо сплю последний месяц.</w:t>
       </w:r>
     </w:p>
     <w:p>
@@ -1592,10 +2374,127 @@
         <w:rPr>
           <w:rFonts w:ascii="Times New Roman" w:hAnsi="Times New Roman" w:eastAsia="Malgun Gothic"/>
           <w:b w:val="0"/>
+          <w:i/>
+          <w:color w:val="555555"/>
+          <w:sz w:val="22"/>
+        </w:rPr>
+        <w:t>(устало)</w:t>
+      </w:r>
+      <w:r>
+        <w:rPr>
+          <w:rFonts w:ascii="Times New Roman" w:hAnsi="Times New Roman" w:eastAsia="Malgun Gothic"/>
+          <w:b w:val="0"/>
           <w:i w:val="0"/>
           <w:sz w:val="22"/>
         </w:rPr>
+        <w:t xml:space="preserve"> Гришин, я ведь не мальчик. И вы тоже.</w:t>
+      </w:r>
+    </w:p>
+    <w:p>
+      <w:pPr>
+        <w:spacing w:before="0" w:after="110" w:line="300" w:lineRule="auto"/>
+      </w:pPr>
+      <w:r>
+        <w:rPr>
+          <w:rFonts w:ascii="Times New Roman" w:hAnsi="Times New Roman" w:eastAsia="Malgun Gothic"/>
+          <w:b/>
+          <w:i w:val="0"/>
+          <w:sz w:val="22"/>
+        </w:rPr>
+        <w:t xml:space="preserve">Павел: </w:t>
+      </w:r>
+      <w:r>
+        <w:rPr>
+          <w:rFonts w:ascii="Times New Roman" w:hAnsi="Times New Roman" w:eastAsia="Malgun Gothic"/>
+          <w:b w:val="0"/>
+          <w:i w:val="0"/>
+          <w:sz w:val="22"/>
+        </w:rPr>
+        <w:t>Я действовал в одиночку. Никто из штаба не в курсе моей… частной деятельности.</w:t>
+      </w:r>
+    </w:p>
+    <w:p>
+      <w:pPr>
+        <w:spacing w:before="0" w:after="110" w:line="300" w:lineRule="auto"/>
+      </w:pPr>
+      <w:r>
+        <w:rPr>
+          <w:rFonts w:ascii="Times New Roman" w:hAnsi="Times New Roman" w:eastAsia="Malgun Gothic"/>
+          <w:b/>
+          <w:i w:val="0"/>
+          <w:sz w:val="22"/>
+        </w:rPr>
+        <w:t xml:space="preserve">Марченко: </w:t>
+      </w:r>
+      <w:r>
+        <w:rPr>
+          <w:rFonts w:ascii="Times New Roman" w:hAnsi="Times New Roman" w:eastAsia="Malgun Gothic"/>
+          <w:b w:val="0"/>
+          <w:i w:val="0"/>
+          <w:sz w:val="22"/>
+        </w:rPr>
+        <w:t>Гришин, вам же лучше будет, если начнёте сотрудничать. Назовите источники, и мы рассмотрим смягчение.</w:t>
+      </w:r>
+    </w:p>
+    <w:p>
+      <w:pPr>
+        <w:spacing w:before="0" w:after="110" w:line="300" w:lineRule="auto"/>
+      </w:pPr>
+      <w:r>
+        <w:rPr>
+          <w:rFonts w:ascii="Times New Roman" w:hAnsi="Times New Roman" w:eastAsia="Malgun Gothic"/>
+          <w:b/>
+          <w:i w:val="0"/>
+          <w:sz w:val="22"/>
+        </w:rPr>
+        <w:t xml:space="preserve">Павел: </w:t>
+      </w:r>
+      <w:r>
+        <w:rPr>
+          <w:rFonts w:ascii="Times New Roman" w:hAnsi="Times New Roman" w:eastAsia="Malgun Gothic"/>
+          <w:b w:val="0"/>
+          <w:i w:val="0"/>
+          <w:sz w:val="22"/>
+        </w:rPr>
+        <w:t>Знаете, в институте нас заставляли читать Достоевского. Раскольников всё спрашивал себя: «Тварь ли я дрожащая или право имею?» Я много лет отвечал на этот вопрос неправильно.</w:t>
+      </w:r>
+    </w:p>
+    <w:p>
+      <w:pPr>
+        <w:spacing w:before="0" w:after="110" w:line="300" w:lineRule="auto"/>
+      </w:pPr>
+      <w:r>
+        <w:rPr>
+          <w:rFonts w:ascii="Times New Roman" w:hAnsi="Times New Roman" w:eastAsia="Malgun Gothic"/>
+          <w:b/>
+          <w:i w:val="0"/>
+          <w:sz w:val="22"/>
+        </w:rPr>
+        <w:t xml:space="preserve">Марченко: </w:t>
+      </w:r>
+      <w:r>
+        <w:rPr>
+          <w:rFonts w:ascii="Times New Roman" w:hAnsi="Times New Roman" w:eastAsia="Malgun Gothic"/>
+          <w:b w:val="0"/>
+          <w:i w:val="0"/>
+          <w:sz w:val="22"/>
+        </w:rPr>
         <w:t>И какой ответ сейчас?</w:t>
+      </w:r>
+    </w:p>
+    <w:p>
+      <w:pPr>
+        <w:spacing w:before="0" w:after="110" w:line="300" w:lineRule="auto"/>
+      </w:pPr>
+      <w:r>
+        <w:rPr>
+          <w:rFonts w:ascii="Times New Roman" w:hAnsi="Times New Roman" w:eastAsia="Malgun Gothic"/>
+          <w:b w:val="0"/>
+          <w:i/>
+          <w:color w:val="555555"/>
+          <w:sz w:val="22"/>
+        </w:rPr>
+        <w:t>(Павел молчит несколько секунд, глядя на свои руки на столе)</w:t>
       </w:r>
     </w:p>
     <w:p>
@@ -1766,43 +2665,10 @@
         <w:rPr>
           <w:rFonts w:ascii="Times New Roman" w:hAnsi="Times New Roman" w:eastAsia="Malgun Gothic"/>
           <w:b w:val="0"/>
-          <w:i/>
-          <w:color w:val="555555"/>
-          <w:sz w:val="22"/>
-        </w:rPr>
-        <w:t>(Павлу, тихо)</w:t>
-      </w:r>
-      <w:r>
-        <w:rPr>
-          <w:rFonts w:ascii="Times New Roman" w:hAnsi="Times New Roman" w:eastAsia="Malgun Gothic"/>
-          <w:b w:val="0"/>
           <w:i w:val="0"/>
           <w:sz w:val="22"/>
         </w:rPr>
-        <w:t xml:space="preserve"> Паша, держись. Мы тебя вытащим. Обвинение слабое. Если не найдут доказательств связи со штабом, дальше условного не пойдёт.</w:t>
-      </w:r>
-    </w:p>
-    <w:p>
-      <w:pPr>
-        <w:spacing w:before="0" w:after="110" w:line="300" w:lineRule="auto"/>
-      </w:pPr>
-      <w:r>
-        <w:rPr>
-          <w:rFonts w:ascii="Times New Roman" w:hAnsi="Times New Roman" w:eastAsia="Malgun Gothic"/>
-          <w:b/>
-          <w:i w:val="0"/>
-          <w:sz w:val="22"/>
-        </w:rPr>
-        <w:t xml:space="preserve">Павел: </w:t>
-      </w:r>
-      <w:r>
-        <w:rPr>
-          <w:rFonts w:ascii="Times New Roman" w:hAnsi="Times New Roman" w:eastAsia="Malgun Gothic"/>
-          <w:b w:val="0"/>
-          <w:i w:val="0"/>
-          <w:sz w:val="22"/>
-        </w:rPr>
-        <w:t xml:space="preserve">Не найдут. </w:t>
+        <w:t xml:space="preserve">И без записи. Разговор адвоката с подзащитным. Выключите, пожалуйста, вот это. </w:t>
       </w:r>
       <w:r>
         <w:rPr>
@@ -1812,7 +2678,31 @@
           <w:color w:val="555555"/>
           <w:sz w:val="22"/>
         </w:rPr>
-        <w:t>(пауза)</w:t>
+        <w:t>(кивает на камеру в углу)</w:t>
+      </w:r>
+    </w:p>
+    <w:p>
+      <w:pPr>
+        <w:spacing w:before="0" w:after="110" w:line="300" w:lineRule="auto"/>
+      </w:pPr>
+      <w:r>
+        <w:rPr>
+          <w:rFonts w:ascii="Times New Roman" w:hAnsi="Times New Roman" w:eastAsia="Malgun Gothic"/>
+          <w:b/>
+          <w:i w:val="0"/>
+          <w:sz w:val="22"/>
+        </w:rPr>
+        <w:t xml:space="preserve">Марченко: </w:t>
+      </w:r>
+      <w:r>
+        <w:rPr>
+          <w:rFonts w:ascii="Times New Roman" w:hAnsi="Times New Roman" w:eastAsia="Malgun Gothic"/>
+          <w:b w:val="0"/>
+          <w:i/>
+          <w:color w:val="555555"/>
+          <w:sz w:val="22"/>
+        </w:rPr>
+        <w:t>(помедлив, щёлкает выключателем)</w:t>
       </w:r>
       <w:r>
         <w:rPr>
@@ -1821,7 +2711,7 @@
           <w:i w:val="0"/>
           <w:sz w:val="22"/>
         </w:rPr>
-        <w:t xml:space="preserve"> Спасибо, Инна Сергеевна. Только… передайте Лёше — я не жалею. Впервые за долгое время ни о чём не жалею.</w:t>
+        <w:t xml:space="preserve"> Пять минут, Инна Сергеевна.</w:t>
       </w:r>
     </w:p>
     <w:p>
@@ -1841,10 +2731,20 @@
         <w:rPr>
           <w:rFonts w:ascii="Times New Roman" w:hAnsi="Times New Roman" w:eastAsia="Malgun Gothic"/>
           <w:b w:val="0"/>
+          <w:i/>
+          <w:color w:val="555555"/>
+          <w:sz w:val="22"/>
+        </w:rPr>
+        <w:t>(Павлу, тихо)</w:t>
+      </w:r>
+      <w:r>
+        <w:rPr>
+          <w:rFonts w:ascii="Times New Roman" w:hAnsi="Times New Roman" w:eastAsia="Malgun Gothic"/>
+          <w:b w:val="0"/>
           <w:i w:val="0"/>
           <w:sz w:val="22"/>
         </w:rPr>
-        <w:t>Передам. А Маше что передать?</w:t>
+        <w:t xml:space="preserve"> Паша, держись. Мы тебя вытащим. Обвинение слабое. Если не найдут доказательств связи со штабом, дальше условного не пойдёт.</w:t>
       </w:r>
     </w:p>
     <w:p>
@@ -1867,7 +2767,184 @@
           <w:i w:val="0"/>
           <w:sz w:val="22"/>
         </w:rPr>
+        <w:t xml:space="preserve">Не найдут. </w:t>
+      </w:r>
+      <w:r>
+        <w:rPr>
+          <w:rFonts w:ascii="Times New Roman" w:hAnsi="Times New Roman" w:eastAsia="Malgun Gothic"/>
+          <w:b w:val="0"/>
+          <w:i/>
+          <w:color w:val="555555"/>
+          <w:sz w:val="22"/>
+        </w:rPr>
+        <w:t>(пауза)</w:t>
+      </w:r>
+      <w:r>
+        <w:rPr>
+          <w:rFonts w:ascii="Times New Roman" w:hAnsi="Times New Roman" w:eastAsia="Malgun Gothic"/>
+          <w:b w:val="0"/>
+          <w:i w:val="0"/>
+          <w:sz w:val="22"/>
+        </w:rPr>
+        <w:t xml:space="preserve"> Спасибо, Инна Сергеевна. Только… передайте Лёше — я не жалею. Впервые за долгое время ни о чём не жалею.</w:t>
+      </w:r>
+    </w:p>
+    <w:p>
+      <w:pPr>
+        <w:spacing w:before="0" w:after="110" w:line="300" w:lineRule="auto"/>
+      </w:pPr>
+      <w:r>
+        <w:rPr>
+          <w:rFonts w:ascii="Times New Roman" w:hAnsi="Times New Roman" w:eastAsia="Malgun Gothic"/>
+          <w:b/>
+          <w:i w:val="0"/>
+          <w:sz w:val="22"/>
+        </w:rPr>
+        <w:t xml:space="preserve">Сухинова: </w:t>
+      </w:r>
+      <w:r>
+        <w:rPr>
+          <w:rFonts w:ascii="Times New Roman" w:hAnsi="Times New Roman" w:eastAsia="Malgun Gothic"/>
+          <w:b w:val="0"/>
+          <w:i w:val="0"/>
+          <w:sz w:val="22"/>
+        </w:rPr>
+        <w:t>Передам. А Маше что передать?</w:t>
+      </w:r>
+    </w:p>
+    <w:p>
+      <w:pPr>
+        <w:spacing w:before="0" w:after="110" w:line="300" w:lineRule="auto"/>
+      </w:pPr>
+      <w:r>
+        <w:rPr>
+          <w:rFonts w:ascii="Times New Roman" w:hAnsi="Times New Roman" w:eastAsia="Malgun Gothic"/>
+          <w:b/>
+          <w:i w:val="0"/>
+          <w:sz w:val="22"/>
+        </w:rPr>
+        <w:t xml:space="preserve">Павел: </w:t>
+      </w:r>
+      <w:r>
+        <w:rPr>
+          <w:rFonts w:ascii="Times New Roman" w:hAnsi="Times New Roman" w:eastAsia="Malgun Gothic"/>
+          <w:b w:val="0"/>
+          <w:i w:val="0"/>
+          <w:sz w:val="22"/>
+        </w:rPr>
         <w:t>Что я сдержал слово наполовину: вернусь. Просто не сегодня.</w:t>
+      </w:r>
+    </w:p>
+    <w:p>
+      <w:pPr>
+        <w:spacing w:before="0" w:after="110" w:line="300" w:lineRule="auto"/>
+      </w:pPr>
+      <w:r>
+        <w:rPr>
+          <w:rFonts w:ascii="Times New Roman" w:hAnsi="Times New Roman" w:eastAsia="Malgun Gothic"/>
+          <w:b/>
+          <w:i w:val="0"/>
+          <w:sz w:val="22"/>
+        </w:rPr>
+        <w:t xml:space="preserve">Сухинова: </w:t>
+      </w:r>
+      <w:r>
+        <w:rPr>
+          <w:rFonts w:ascii="Times New Roman" w:hAnsi="Times New Roman" w:eastAsia="Malgun Gothic"/>
+          <w:b w:val="0"/>
+          <w:i/>
+          <w:color w:val="555555"/>
+          <w:sz w:val="22"/>
+        </w:rPr>
+        <w:t>(у двери, не оборачиваясь)</w:t>
+      </w:r>
+      <w:r>
+        <w:rPr>
+          <w:rFonts w:ascii="Times New Roman" w:hAnsi="Times New Roman" w:eastAsia="Malgun Gothic"/>
+          <w:b w:val="0"/>
+          <w:i w:val="0"/>
+          <w:sz w:val="22"/>
+        </w:rPr>
+        <w:t xml:space="preserve"> Паша. Он ведь не знал, что вы поедете через Заводскую?</w:t>
+      </w:r>
+    </w:p>
+    <w:p>
+      <w:pPr>
+        <w:spacing w:before="0" w:after="110" w:line="300" w:lineRule="auto"/>
+      </w:pPr>
+      <w:r>
+        <w:rPr>
+          <w:rFonts w:ascii="Times New Roman" w:hAnsi="Times New Roman" w:eastAsia="Malgun Gothic"/>
+          <w:b/>
+          <w:i w:val="0"/>
+          <w:sz w:val="22"/>
+        </w:rPr>
+        <w:t xml:space="preserve">Павел: </w:t>
+      </w:r>
+      <w:r>
+        <w:rPr>
+          <w:rFonts w:ascii="Times New Roman" w:hAnsi="Times New Roman" w:eastAsia="Malgun Gothic"/>
+          <w:b w:val="0"/>
+          <w:i w:val="0"/>
+          <w:sz w:val="22"/>
+        </w:rPr>
+        <w:t>Не знал. И не говорите ему, если сам не догадается.</w:t>
+      </w:r>
+    </w:p>
+    <w:p>
+      <w:pPr>
+        <w:spacing w:before="0" w:after="110" w:line="300" w:lineRule="auto"/>
+      </w:pPr>
+      <w:r>
+        <w:rPr>
+          <w:rFonts w:ascii="Times New Roman" w:hAnsi="Times New Roman" w:eastAsia="Malgun Gothic"/>
+          <w:b/>
+          <w:i w:val="0"/>
+          <w:sz w:val="22"/>
+        </w:rPr>
+        <w:t xml:space="preserve">Сухинова: </w:t>
+      </w:r>
+      <w:r>
+        <w:rPr>
+          <w:rFonts w:ascii="Times New Roman" w:hAnsi="Times New Roman" w:eastAsia="Malgun Gothic"/>
+          <w:b w:val="0"/>
+          <w:i w:val="0"/>
+          <w:sz w:val="22"/>
+        </w:rPr>
+        <w:t>Догадается. Он давно уже догадывается раньше, чем ему говорят.</w:t>
+      </w:r>
+    </w:p>
+    <w:p>
+      <w:pPr>
+        <w:spacing w:before="0" w:after="110" w:line="300" w:lineRule="auto"/>
+      </w:pPr>
+      <w:r>
+        <w:rPr>
+          <w:rFonts w:ascii="Times New Roman" w:hAnsi="Times New Roman" w:eastAsia="Malgun Gothic"/>
+          <w:b/>
+          <w:i w:val="0"/>
+          <w:sz w:val="22"/>
+        </w:rPr>
+        <w:t xml:space="preserve">Павел: </w:t>
+      </w:r>
+      <w:r>
+        <w:rPr>
+          <w:rFonts w:ascii="Times New Roman" w:hAnsi="Times New Roman" w:eastAsia="Malgun Gothic"/>
+          <w:b w:val="0"/>
+          <w:i/>
+          <w:color w:val="555555"/>
+          <w:sz w:val="22"/>
+        </w:rPr>
+        <w:t>(впервые за ночь улыбается)</w:t>
+      </w:r>
+      <w:r>
+        <w:rPr>
+          <w:rFonts w:ascii="Times New Roman" w:hAnsi="Times New Roman" w:eastAsia="Malgun Gothic"/>
+          <w:b w:val="0"/>
+          <w:i w:val="0"/>
+          <w:sz w:val="22"/>
+        </w:rPr>
+        <w:t xml:space="preserve"> Значит, пусть догадается сам. Так ему будет легче простить.</w:t>
       </w:r>
     </w:p>
     <w:p>
@@ -1936,6 +3013,85 @@
         <w:rPr>
           <w:rFonts w:ascii="Times New Roman" w:hAnsi="Times New Roman" w:eastAsia="Malgun Gothic"/>
           <w:b w:val="0"/>
+          <w:i/>
+          <w:color w:val="555555"/>
+          <w:sz w:val="22"/>
+        </w:rPr>
+        <w:t>(входит тихо)</w:t>
+      </w:r>
+      <w:r>
+        <w:rPr>
+          <w:rFonts w:ascii="Times New Roman" w:hAnsi="Times New Roman" w:eastAsia="Malgun Gothic"/>
+          <w:b w:val="0"/>
+          <w:i w:val="0"/>
+          <w:sz w:val="22"/>
+        </w:rPr>
+        <w:t xml:space="preserve"> Инна Сергеевна звонила. Его оформили. Держится. Ничего не сказал.</w:t>
+      </w:r>
+    </w:p>
+    <w:p>
+      <w:pPr>
+        <w:spacing w:before="0" w:after="110" w:line="300" w:lineRule="auto"/>
+      </w:pPr>
+      <w:r>
+        <w:rPr>
+          <w:rFonts w:ascii="Times New Roman" w:hAnsi="Times New Roman" w:eastAsia="Malgun Gothic"/>
+          <w:b/>
+          <w:i w:val="0"/>
+          <w:sz w:val="22"/>
+        </w:rPr>
+        <w:t xml:space="preserve">Лёша: </w:t>
+      </w:r>
+      <w:r>
+        <w:rPr>
+          <w:rFonts w:ascii="Times New Roman" w:hAnsi="Times New Roman" w:eastAsia="Malgun Gothic"/>
+          <w:b w:val="0"/>
+          <w:i w:val="0"/>
+          <w:sz w:val="22"/>
+        </w:rPr>
+        <w:t>Ничего?</w:t>
+      </w:r>
+    </w:p>
+    <w:p>
+      <w:pPr>
+        <w:spacing w:before="0" w:after="110" w:line="300" w:lineRule="auto"/>
+      </w:pPr>
+      <w:r>
+        <w:rPr>
+          <w:rFonts w:ascii="Times New Roman" w:hAnsi="Times New Roman" w:eastAsia="Malgun Gothic"/>
+          <w:b/>
+          <w:i w:val="0"/>
+          <w:sz w:val="22"/>
+        </w:rPr>
+        <w:t xml:space="preserve">Катя: </w:t>
+      </w:r>
+      <w:r>
+        <w:rPr>
+          <w:rFonts w:ascii="Times New Roman" w:hAnsi="Times New Roman" w:eastAsia="Malgun Gothic"/>
+          <w:b w:val="0"/>
+          <w:i w:val="0"/>
+          <w:sz w:val="22"/>
+        </w:rPr>
+        <w:t>Ни слова о штабе. Только «личная инициатива».</w:t>
+      </w:r>
+    </w:p>
+    <w:p>
+      <w:pPr>
+        <w:spacing w:before="0" w:after="110" w:line="300" w:lineRule="auto"/>
+      </w:pPr>
+      <w:r>
+        <w:rPr>
+          <w:rFonts w:ascii="Times New Roman" w:hAnsi="Times New Roman" w:eastAsia="Malgun Gothic"/>
+          <w:b/>
+          <w:i w:val="0"/>
+          <w:sz w:val="22"/>
+        </w:rPr>
+        <w:t xml:space="preserve">Катя: </w:t>
+      </w:r>
+      <w:r>
+        <w:rPr>
+          <w:rFonts w:ascii="Times New Roman" w:hAnsi="Times New Roman" w:eastAsia="Malgun Gothic"/>
+          <w:b w:val="0"/>
           <w:i w:val="0"/>
           <w:sz w:val="22"/>
         </w:rPr>
@@ -2024,10 +3180,20 @@
         <w:rPr>
           <w:rFonts w:ascii="Times New Roman" w:hAnsi="Times New Roman" w:eastAsia="Malgun Gothic"/>
           <w:b w:val="0"/>
+          <w:i/>
+          <w:color w:val="555555"/>
+          <w:sz w:val="22"/>
+        </w:rPr>
+        <w:t>(тихо, словно самому себе)</w:t>
+      </w:r>
+      <w:r>
+        <w:rPr>
+          <w:rFonts w:ascii="Times New Roman" w:hAnsi="Times New Roman" w:eastAsia="Malgun Gothic"/>
+          <w:b w:val="0"/>
           <w:i w:val="0"/>
           <w:sz w:val="22"/>
         </w:rPr>
-        <w:t>Лермонтов писал про парус: «А он, мятежный, просит бури, как будто в бурях есть покой». Я всегда думал, что это про меня. Оказывается, про Пашу. Он всю жизнь искал покоя — и нашёл его только сегодня ночью, в буре.</w:t>
+        <w:t xml:space="preserve"> «А он, мятежный, просит бури, как будто в бурях есть покой»… Я всегда думал, что лермонтовский «Парус» — это про меня. Оказывается, про Пашу. Он всю жизнь искал покоя — и нашёл его только сегодня ночью, в буре.</w:t>
       </w:r>
     </w:p>
     <w:p>
@@ -2243,6 +3409,98 @@
           <w:i w:val="0"/>
           <w:sz w:val="22"/>
         </w:rPr>
+        <w:t>Маша, как ты? Правду.</w:t>
+      </w:r>
+    </w:p>
+    <w:p>
+      <w:pPr>
+        <w:spacing w:before="0" w:after="110" w:line="300" w:lineRule="auto"/>
+      </w:pPr>
+      <w:r>
+        <w:rPr>
+          <w:rFonts w:ascii="Times New Roman" w:hAnsi="Times New Roman" w:eastAsia="Malgun Gothic"/>
+          <w:b/>
+          <w:i w:val="0"/>
+          <w:sz w:val="22"/>
+        </w:rPr>
+        <w:t xml:space="preserve">Мария: </w:t>
+      </w:r>
+      <w:r>
+        <w:rPr>
+          <w:rFonts w:ascii="Times New Roman" w:hAnsi="Times New Roman" w:eastAsia="Malgun Gothic"/>
+          <w:b w:val="0"/>
+          <w:i w:val="0"/>
+          <w:sz w:val="22"/>
+        </w:rPr>
+        <w:t>Правду? Сижу на кухне с его чашкой. Малыш толкается всю ночь — как будто тоже его ждёт.</w:t>
+      </w:r>
+    </w:p>
+    <w:p>
+      <w:pPr>
+        <w:spacing w:before="0" w:after="110" w:line="300" w:lineRule="auto"/>
+      </w:pPr>
+      <w:r>
+        <w:rPr>
+          <w:rFonts w:ascii="Times New Roman" w:hAnsi="Times New Roman" w:eastAsia="Malgun Gothic"/>
+          <w:b/>
+          <w:i w:val="0"/>
+          <w:sz w:val="22"/>
+        </w:rPr>
+        <w:t xml:space="preserve">Лёша: </w:t>
+      </w:r>
+      <w:r>
+        <w:rPr>
+          <w:rFonts w:ascii="Times New Roman" w:hAnsi="Times New Roman" w:eastAsia="Malgun Gothic"/>
+          <w:b w:val="0"/>
+          <w:i w:val="0"/>
+          <w:sz w:val="22"/>
+        </w:rPr>
+        <w:t>Ты одна?</w:t>
+      </w:r>
+    </w:p>
+    <w:p>
+      <w:pPr>
+        <w:spacing w:before="0" w:after="110" w:line="300" w:lineRule="auto"/>
+      </w:pPr>
+      <w:r>
+        <w:rPr>
+          <w:rFonts w:ascii="Times New Roman" w:hAnsi="Times New Roman" w:eastAsia="Malgun Gothic"/>
+          <w:b/>
+          <w:i w:val="0"/>
+          <w:sz w:val="22"/>
+        </w:rPr>
+        <w:t xml:space="preserve">Мария: </w:t>
+      </w:r>
+      <w:r>
+        <w:rPr>
+          <w:rFonts w:ascii="Times New Roman" w:hAnsi="Times New Roman" w:eastAsia="Malgun Gothic"/>
+          <w:b w:val="0"/>
+          <w:i w:val="0"/>
+          <w:sz w:val="22"/>
+        </w:rPr>
+        <w:t>Мама приехала. Спит в соседней комнате. Паша ей позвонил ещё вечером, до того как уехал. Всё продумал.</w:t>
+      </w:r>
+    </w:p>
+    <w:p>
+      <w:pPr>
+        <w:spacing w:before="0" w:after="110" w:line="300" w:lineRule="auto"/>
+      </w:pPr>
+      <w:r>
+        <w:rPr>
+          <w:rFonts w:ascii="Times New Roman" w:hAnsi="Times New Roman" w:eastAsia="Malgun Gothic"/>
+          <w:b/>
+          <w:i w:val="0"/>
+          <w:sz w:val="22"/>
+        </w:rPr>
+        <w:t xml:space="preserve">Лёша: </w:t>
+      </w:r>
+      <w:r>
+        <w:rPr>
+          <w:rFonts w:ascii="Times New Roman" w:hAnsi="Times New Roman" w:eastAsia="Malgun Gothic"/>
+          <w:b w:val="0"/>
+          <w:i w:val="0"/>
+          <w:sz w:val="22"/>
+        </w:rPr>
         <w:t>Скажи ему… Нет. Я сам ему скажу. Лично. Как только его выпустят.</w:t>
       </w:r>
     </w:p>
@@ -2408,7 +3666,7 @@
           <w:i w:val="0"/>
           <w:sz w:val="22"/>
         </w:rPr>
-        <w:t>Лермонтов, «Парус» (1832): «А он, мятежный, просит бури, / Как будто в бурях есть покой!»</w:t>
+        <w:t>Лермонтов, «Парус» (1832): «А он, мятежный, просит бури, как будто в бурях есть покой»</w:t>
       </w:r>
       <w:r>
         <w:rPr>

--- a/러시아 인권변호사/3부/3부_9화_파벨의_희생.docx
+++ b/러시아 인권변호사/3부/3부_9화_파벨의_희생.docx
@@ -3193,7 +3193,7 @@
           <w:i w:val="0"/>
           <w:sz w:val="22"/>
         </w:rPr>
-        <w:t xml:space="preserve"> «А он, мятежный, просит бури, как будто в бурях есть покой»… Я всегда думал, что лермонтовский «Парус» — это про меня. Оказывается, про Пашу. Он всю жизнь искал покоя — и нашёл его только сегодня ночью, в буре.</w:t>
+        <w:t xml:space="preserve"> «Друг познаётся в беде»… Я всегда думал, что это про то, как проверять других. Оказывается, про меня. Я Пашу в беде проверять не стал — сразу списал. А он сегодня ночью сам всё доказал.</w:t>
       </w:r>
     </w:p>
     <w:p>
@@ -3666,7 +3666,7 @@
           <w:i w:val="0"/>
           <w:sz w:val="22"/>
         </w:rPr>
-        <w:t>Лермонтов, «Парус» (1832): «А он, мятежный, просит бури, как будто в бурях есть покой»</w:t>
+        <w:t>Русская пословица: «Друг познаётся в беде»</w:t>
       </w:r>
       <w:r>
         <w:rPr>
@@ -3675,7 +3675,7 @@
           <w:i w:val="0"/>
           <w:sz w:val="22"/>
         </w:rPr>
-        <w:t xml:space="preserve"> — 한국어 해설: 투표일 새벽, 료샤가 파벨의 선택을 이해하며 인용한다(장면 9). 평생 안전을 좇던 파벨이 역설적으로 폭풍 속에서 평온을 찾았다는 해석으로, 료샤의 불신이 존경으로 바뀌는 지점.</w:t>
+        <w:t xml:space="preserve"> — 한국어 해설: 친구는 어려울 때 알아본다는 속담. 투표일 새벽, 료샤가 파벨의 선택을 이해하며 떠올린다(장면 9). 배신 뒤 파벨을 곧바로 포기했던 자신이야말로 친구를 시험하지도 않았다는 자각으로, 료샤의 불신이 존경으로 바뀌는 지점.</w:t>
       </w:r>
     </w:p>
     <w:p>

--- a/러시아 인권변호사/3부/3부_9화_파벨의_희생.docx
+++ b/러시아 인권변호사/3부/3부_9화_파벨의_희생.docx
@@ -203,7 +203,7 @@
           <w:i w:val="0"/>
           <w:sz w:val="22"/>
         </w:rPr>
-        <w:t>Облако?</w:t>
+        <w:t>Знаю. Поэтому я сейчас еду к вам. Заберу самое опасное к себе — у меня есть место, о котором никто не знает.</w:t>
       </w:r>
     </w:p>
     <w:p>
@@ -217,7 +217,7 @@
           <w:i w:val="0"/>
           <w:sz w:val="22"/>
         </w:rPr>
-        <w:t xml:space="preserve">Лёша: </w:t>
+        <w:t xml:space="preserve">Павел: </w:t>
       </w:r>
       <w:r>
         <w:rPr>
@@ -226,7 +226,7 @@
           <w:i w:val="0"/>
           <w:sz w:val="22"/>
         </w:rPr>
-        <w:t>Копии в облаке. Но суду нужны оригиналы — носители, пломбы, подписи наблюдателей. Без них это просто видео из интернета.</w:t>
+        <w:t>Облако?</w:t>
       </w:r>
     </w:p>
     <w:p>
@@ -240,7 +240,7 @@
           <w:i w:val="0"/>
           <w:sz w:val="22"/>
         </w:rPr>
-        <w:t xml:space="preserve">Павел: </w:t>
+        <w:t xml:space="preserve">Лёша: </w:t>
       </w:r>
       <w:r>
         <w:rPr>
@@ -249,7 +249,7 @@
           <w:i w:val="0"/>
           <w:sz w:val="22"/>
         </w:rPr>
-        <w:t>Значит, оригиналы и тетради. Всё остальное пусть забирают — пусть порадуются.</w:t>
+        <w:t>Копии в облаке. Но суду нужны оригиналы — носители, пломбы, подписи наблюдателей. Без них это просто видео из интернета.</w:t>
       </w:r>
     </w:p>
     <w:p>
@@ -272,7 +272,7 @@
           <w:i w:val="0"/>
           <w:sz w:val="22"/>
         </w:rPr>
-        <w:t>Знаю. Поэтому я сейчас еду к вам. Заберу самое опасное к себе — у меня есть место, о котором никто не знает.</w:t>
+        <w:t>Значит, оригиналы и тетради. Всё остальное пусть забирают — пусть порадуются.</w:t>
       </w:r>
     </w:p>
     <w:p>
@@ -2865,7 +2865,7 @@
           <w:i w:val="0"/>
           <w:sz w:val="22"/>
         </w:rPr>
-        <w:t xml:space="preserve"> Паша. Он ведь не знал, что вы поедете через Заводскую?</w:t>
+        <w:t xml:space="preserve"> Паша. Он ведь не знал, что ты поедешь через Заводскую?</w:t>
       </w:r>
     </w:p>
     <w:p>
@@ -3386,7 +3386,7 @@
           <w:i w:val="0"/>
           <w:sz w:val="22"/>
         </w:rPr>
-        <w:t xml:space="preserve"> Лёша, он столько лет ждал, что ты его простишь.</w:t>
+        <w:t xml:space="preserve"> Лёша, он столько времени ждал, что ты его простишь.</w:t>
       </w:r>
     </w:p>
     <w:p>

--- a/러시아 인권변호사/3부/3부_9화_파벨의_희생.docx
+++ b/러시아 인권변호사/3부/3부_9화_파벨의_희생.docx
@@ -689,7 +689,7 @@
           <w:i w:val="0"/>
           <w:sz w:val="22"/>
         </w:rPr>
-        <w:t xml:space="preserve"> Я решил два месяца назад, когда положил Балагину заявление. Сегодня просто пришёл счёт.</w:t>
+        <w:t xml:space="preserve"> Я решил три месяца назад, когда положил Балагину заявление. Сегодня просто пришёл счёт.</w:t>
       </w:r>
     </w:p>
     <w:p>

--- a/러시아 인권변호사/3부/3부_9화_파벨의_희생.docx
+++ b/러시아 인권변호사/3부/3부_9화_파벨의_희생.docx
@@ -36,7 +36,7 @@
           <w:i w:val="0"/>
           <w:sz w:val="22"/>
         </w:rPr>
-        <w:t>파벨 게나디예비치 그리신(료샤의 옛 친구, 비밀 정보원) / 마리야 “마샤” 그리시나(파벨의 아내, 출산 임박) / 알렉세이 “료샤” 오를로프(주지사 후보) / 카탸 리시나(참모) / 순찰 경찰 / 수사관 올레그 마르첸코 / 인나 세르게예브나 수히노바(법률고문, 파벨의 변호인)</w:t>
+        <w:t>파벨 게나디예비치 그리신(료샤의 옛 친구, 비밀 정보원) / 마리야 “마샤” 그리시나(파벨의 아내, 출산 임박) / 알렉세이 “료샤” 오를로프(주지사 후보) / 카탸 리시나(참모) / 순찰 경찰 / 수사관 콘스탄틴 마르첸코 / 인나 세르게예브나 수히노바(법률고문, 파벨의 변호인)</w:t>
       </w:r>
     </w:p>
     <w:p>
